--- a/SE(SQL)-Assements-2/Section-B/Task-3.docx
+++ b/SE(SQL)-Assements-2/Section-B/Task-3.docx
@@ -154,11 +154,17 @@
       </w:r>
     </w:p>
     <w:p>
+      <w:pPr>
+        <w:ind w:left="720"/>
+      </w:pPr>
       <w:r>
         <w:t>CREATE TABLE restaurants (</w:t>
       </w:r>
     </w:p>
     <w:p>
+      <w:pPr>
+        <w:ind w:left="720"/>
+      </w:pPr>
       <w:r>
         <w:t xml:space="preserve">    </w:t>
       </w:r>
@@ -172,22 +178,106 @@
       </w:r>
     </w:p>
     <w:p>
-      <w:r>
-        <w:t xml:space="preserve">    name VARCHAR(100) NOT NULL,</w:t>
-      </w:r>
-    </w:p>
-    <w:p>
-      <w:r>
-        <w:t xml:space="preserve">    city VARCHAR(50)</w:t>
-      </w:r>
-    </w:p>
-    <w:p>
+      <w:pPr>
+        <w:ind w:left="720"/>
+      </w:pPr>
+      <w:r>
+        <w:t xml:space="preserve">    name </w:t>
+      </w:r>
+      <w:proofErr w:type="gramStart"/>
+      <w:r>
+        <w:t>VARCHAR(</w:t>
+      </w:r>
+      <w:proofErr w:type="gramEnd"/>
+      <w:r>
+        <w:t>100) NOT NULL,</w:t>
+      </w:r>
+    </w:p>
+    <w:p>
+      <w:pPr>
+        <w:ind w:left="720"/>
+      </w:pPr>
+      <w:r>
+        <w:t xml:space="preserve">    city </w:t>
+      </w:r>
+      <w:proofErr w:type="gramStart"/>
+      <w:r>
+        <w:t>VARCHAR(</w:t>
+      </w:r>
+      <w:proofErr w:type="gramEnd"/>
+      <w:r>
+        <w:t>50)</w:t>
+      </w:r>
+    </w:p>
+    <w:p>
+      <w:pPr>
+        <w:ind w:left="720"/>
+      </w:pPr>
       <w:r>
         <w:t>);</w:t>
       </w:r>
     </w:p>
+    <w:p>
+      <w:pPr>
+        <w:ind w:left="720"/>
+      </w:pPr>
+      <w:r>
+        <w:t>INSERT INTO restaurants (name, city)</w:t>
+      </w:r>
+    </w:p>
+    <w:p>
+      <w:pPr>
+        <w:ind w:left="720"/>
+      </w:pPr>
+      <w:r>
+        <w:t>VALUES</w:t>
+      </w:r>
+    </w:p>
+    <w:p>
+      <w:pPr>
+        <w:ind w:left="720"/>
+      </w:pPr>
+      <w:r>
+        <w:t>('Spice Garden', 'Delhi'),</w:t>
+      </w:r>
+    </w:p>
+    <w:p>
+      <w:pPr>
+        <w:ind w:left="720"/>
+      </w:pPr>
+      <w:r>
+        <w:t>('Pizza Hub', 'Mumbai'),</w:t>
+      </w:r>
+    </w:p>
+    <w:p>
+      <w:pPr>
+        <w:ind w:left="720"/>
+      </w:pPr>
+      <w:r>
+        <w:t>('Dosa Corner', 'Bangalore'),</w:t>
+      </w:r>
+    </w:p>
+    <w:p>
+      <w:pPr>
+        <w:ind w:left="720"/>
+      </w:pPr>
+      <w:r>
+        <w:t>('Royal Biryani', 'Lucknow'),</w:t>
+      </w:r>
+    </w:p>
+    <w:p>
+      <w:pPr>
+        <w:ind w:left="720"/>
+      </w:pPr>
+      <w:r>
+        <w:t>('Food Palace', 'Surat');</w:t>
+      </w:r>
+    </w:p>
     <w:p/>
     <w:p>
+      <w:pPr>
+        <w:ind w:left="720"/>
+      </w:pPr>
       <w:r>
         <w:t xml:space="preserve">CREATE TABLE </w:t>
       </w:r>
@@ -201,6 +291,9 @@
       </w:r>
     </w:p>
     <w:p>
+      <w:pPr>
+        <w:ind w:left="720"/>
+      </w:pPr>
       <w:r>
         <w:t xml:space="preserve">    </w:t>
       </w:r>
@@ -214,6 +307,9 @@
       </w:r>
     </w:p>
     <w:p>
+      <w:pPr>
+        <w:ind w:left="720"/>
+      </w:pPr>
       <w:r>
         <w:t xml:space="preserve">    </w:t>
       </w:r>
@@ -227,7 +323,11 @@
       </w:r>
     </w:p>
     <w:p>
-      <w:r>
+      <w:pPr>
+        <w:ind w:left="720"/>
+      </w:pPr>
+      <w:r>
+        <w:lastRenderedPageBreak/>
         <w:t xml:space="preserve">    </w:t>
       </w:r>
       <w:proofErr w:type="spellStart"/>
@@ -236,20 +336,53 @@
       </w:r>
       <w:proofErr w:type="spellEnd"/>
       <w:r>
-        <w:t xml:space="preserve"> VARCHAR(100),</w:t>
-      </w:r>
-    </w:p>
-    <w:p>
-      <w:r>
-        <w:t xml:space="preserve">    price DECIMAL(10,2),</w:t>
-      </w:r>
-    </w:p>
-    <w:p>
-      <w:r>
-        <w:t xml:space="preserve">    category VARCHAR(50),</w:t>
-      </w:r>
-    </w:p>
-    <w:p>
+        <w:t xml:space="preserve"> </w:t>
+      </w:r>
+      <w:proofErr w:type="gramStart"/>
+      <w:r>
+        <w:t>VARCHAR(</w:t>
+      </w:r>
+      <w:proofErr w:type="gramEnd"/>
+      <w:r>
+        <w:t>100),</w:t>
+      </w:r>
+    </w:p>
+    <w:p>
+      <w:pPr>
+        <w:ind w:left="720"/>
+      </w:pPr>
+      <w:r>
+        <w:t xml:space="preserve">    price </w:t>
+      </w:r>
+      <w:proofErr w:type="gramStart"/>
+      <w:r>
+        <w:t>DECIMAL(</w:t>
+      </w:r>
+      <w:proofErr w:type="gramEnd"/>
+      <w:r>
+        <w:t>10,2),</w:t>
+      </w:r>
+    </w:p>
+    <w:p>
+      <w:pPr>
+        <w:ind w:left="720"/>
+      </w:pPr>
+      <w:r>
+        <w:t xml:space="preserve">    category </w:t>
+      </w:r>
+      <w:proofErr w:type="gramStart"/>
+      <w:r>
+        <w:t>VARCHAR(</w:t>
+      </w:r>
+      <w:proofErr w:type="gramEnd"/>
+      <w:r>
+        <w:t>50),</w:t>
+      </w:r>
+    </w:p>
+    <w:p>
+      <w:pPr>
+        <w:ind w:left="720"/>
+      </w:pPr>
       <w:r>
         <w:t xml:space="preserve">    FOREIGN KEY (</w:t>
       </w:r>
@@ -263,6 +396,9 @@
       </w:r>
     </w:p>
     <w:p>
+      <w:pPr>
+        <w:ind w:left="720"/>
+      </w:pPr>
       <w:r>
         <w:t xml:space="preserve">        REFERENCES restaurants(</w:t>
       </w:r>
@@ -276,159 +412,528 @@
       </w:r>
     </w:p>
     <w:p>
+      <w:pPr>
+        <w:ind w:left="720"/>
+      </w:pPr>
       <w:r>
         <w:t>);</w:t>
       </w:r>
     </w:p>
-    <w:p/>
-    <w:p>
+    <w:p>
+      <w:pPr>
+        <w:ind w:left="720"/>
+      </w:pPr>
+      <w:r>
+        <w:t xml:space="preserve">INSERT INTO </w:t>
+      </w:r>
+      <w:proofErr w:type="spellStart"/>
+      <w:r>
+        <w:t>menu_items</w:t>
+      </w:r>
+      <w:proofErr w:type="spellEnd"/>
+    </w:p>
+    <w:p>
+      <w:pPr>
+        <w:ind w:left="720"/>
+      </w:pPr>
+      <w:r>
+        <w:t>(</w:t>
+      </w:r>
+      <w:proofErr w:type="spellStart"/>
+      <w:r>
+        <w:t>restaurant_id</w:t>
+      </w:r>
+      <w:proofErr w:type="spellEnd"/>
+      <w:r>
+        <w:t xml:space="preserve">, </w:t>
+      </w:r>
+      <w:proofErr w:type="spellStart"/>
+      <w:r>
+        <w:t>item_name</w:t>
+      </w:r>
+      <w:proofErr w:type="spellEnd"/>
+      <w:r>
+        <w:t>, price, category)</w:t>
+      </w:r>
+    </w:p>
+    <w:p>
+      <w:pPr>
+        <w:ind w:left="720"/>
+      </w:pPr>
+      <w:r>
+        <w:t>VALUES</w:t>
+      </w:r>
+    </w:p>
+    <w:p>
+      <w:pPr>
+        <w:ind w:left="720"/>
+      </w:pPr>
+      <w:r>
+        <w:t>(1, 'Paneer Tikka', 250.00, 'Starter'),</w:t>
+      </w:r>
+    </w:p>
+    <w:p>
+      <w:pPr>
+        <w:ind w:left="720"/>
+      </w:pPr>
+      <w:r>
+        <w:t>(1, 'Butter Naan', 60.00, 'Bread'),</w:t>
+      </w:r>
+    </w:p>
+    <w:p>
+      <w:pPr>
+        <w:ind w:left="720"/>
+      </w:pPr>
+      <w:r>
+        <w:t>(1, 'Dal Makhani', 180.00, 'Main Course'),</w:t>
+      </w:r>
+    </w:p>
+    <w:p>
+      <w:pPr>
+        <w:ind w:left="720"/>
+      </w:pPr>
+      <w:r>
+        <w:t>(2, 'Margherita Pizza', 299.00, 'Pizza'),</w:t>
+      </w:r>
+    </w:p>
+    <w:p>
+      <w:pPr>
+        <w:ind w:left="720"/>
+      </w:pPr>
+      <w:r>
+        <w:t>(2, 'Farmhouse Pizza', 399.00, 'Pizza'),</w:t>
+      </w:r>
+    </w:p>
+    <w:p>
+      <w:pPr>
+        <w:ind w:left="720"/>
+      </w:pPr>
+      <w:r>
+        <w:t>(2, 'Garlic Bread', 149.00, 'Starter'),</w:t>
+      </w:r>
+    </w:p>
+    <w:p>
+      <w:pPr>
+        <w:ind w:left="720"/>
+      </w:pPr>
+      <w:r>
+        <w:t>(3, 'Masala Dosa', 120.00, 'South Indian'),</w:t>
+      </w:r>
+    </w:p>
+    <w:p>
+      <w:pPr>
+        <w:ind w:left="720"/>
+      </w:pPr>
+      <w:r>
+        <w:t>(3, '</w:t>
+      </w:r>
+      <w:proofErr w:type="spellStart"/>
+      <w:r>
+        <w:t>Idli</w:t>
+      </w:r>
+      <w:proofErr w:type="spellEnd"/>
+      <w:r>
+        <w:t xml:space="preserve"> Sambar', 100.00, 'South Indian'),</w:t>
+      </w:r>
+    </w:p>
+    <w:p>
+      <w:pPr>
+        <w:ind w:left="720"/>
+      </w:pPr>
+      <w:r>
+        <w:t>(3, 'Vada', 80.00, 'South Indian'),</w:t>
+      </w:r>
+    </w:p>
+    <w:p>
+      <w:pPr>
+        <w:ind w:left="720"/>
+      </w:pPr>
+      <w:r>
+        <w:t>(4, 'Chicken Biryani', 350.00, 'Biryani'),</w:t>
+      </w:r>
+    </w:p>
+    <w:p>
+      <w:pPr>
+        <w:ind w:left="720"/>
+      </w:pPr>
+      <w:r>
+        <w:t>(4, 'Mutton Biryani', 450.00, 'Biryani'),</w:t>
+      </w:r>
+    </w:p>
+    <w:p>
+      <w:pPr>
+        <w:ind w:left="720"/>
+      </w:pPr>
+      <w:r>
+        <w:t>(4, 'Raita', 70.00, 'Side Dish');</w:t>
+      </w:r>
+    </w:p>
+    <w:p>
+      <w:pPr>
+        <w:ind w:left="720"/>
+      </w:pPr>
+    </w:p>
+    <w:p>
+      <w:pPr>
+        <w:ind w:left="720"/>
+      </w:pPr>
+      <w:r>
+        <w:t>SELECT</w:t>
+      </w:r>
+    </w:p>
+    <w:p>
+      <w:pPr>
+        <w:ind w:left="720"/>
+      </w:pPr>
+      <w:r>
+        <w:t xml:space="preserve">    r.name AS </w:t>
+      </w:r>
+      <w:proofErr w:type="spellStart"/>
+      <w:r>
+        <w:t>restaurant_name</w:t>
+      </w:r>
+      <w:proofErr w:type="spellEnd"/>
+      <w:r>
+        <w:t>,</w:t>
+      </w:r>
+    </w:p>
+    <w:p>
+      <w:pPr>
+        <w:ind w:left="720"/>
+      </w:pPr>
+      <w:r>
+        <w:t xml:space="preserve">    </w:t>
+      </w:r>
+      <w:proofErr w:type="spellStart"/>
+      <w:r>
+        <w:t>m.item_name</w:t>
+      </w:r>
+      <w:proofErr w:type="spellEnd"/>
+      <w:r>
+        <w:t>,</w:t>
+      </w:r>
+    </w:p>
+    <w:p>
+      <w:pPr>
+        <w:ind w:left="720"/>
+      </w:pPr>
+      <w:r>
+        <w:t xml:space="preserve">    </w:t>
+      </w:r>
+      <w:proofErr w:type="spellStart"/>
+      <w:r>
+        <w:t>m.price</w:t>
+      </w:r>
+      <w:proofErr w:type="spellEnd"/>
+    </w:p>
+    <w:p>
+      <w:pPr>
+        <w:ind w:left="720"/>
+      </w:pPr>
+      <w:r>
+        <w:t>FROM restaurants r</w:t>
+      </w:r>
+    </w:p>
+    <w:p>
+      <w:pPr>
+        <w:ind w:left="720"/>
+      </w:pPr>
+      <w:r>
+        <w:t xml:space="preserve">INNER JOIN </w:t>
+      </w:r>
+      <w:proofErr w:type="spellStart"/>
+      <w:r>
+        <w:t>menu_items</w:t>
+      </w:r>
+      <w:proofErr w:type="spellEnd"/>
+      <w:r>
+        <w:t xml:space="preserve"> m</w:t>
+      </w:r>
+    </w:p>
+    <w:p>
+      <w:pPr>
+        <w:ind w:left="720"/>
+      </w:pPr>
       <w:r>
         <w:lastRenderedPageBreak/>
-        <w:t>INSERT INTO restaurants (name, city)</w:t>
-      </w:r>
-    </w:p>
-    <w:p>
-      <w:r>
-        <w:t>VALUES</w:t>
-      </w:r>
-    </w:p>
-    <w:p>
-      <w:r>
-        <w:t>('Spice Garden', 'Delhi'),</w:t>
-      </w:r>
-    </w:p>
-    <w:p>
-      <w:r>
-        <w:t>('Pizza Hub', 'Mumbai'),</w:t>
-      </w:r>
-    </w:p>
-    <w:p>
-      <w:r>
-        <w:t>('Dosa Corner', 'Bangalore'),</w:t>
-      </w:r>
-    </w:p>
-    <w:p>
-      <w:r>
-        <w:t>('Royal Biryani', 'Lucknow'),</w:t>
-      </w:r>
-    </w:p>
-    <w:p>
-      <w:r>
-        <w:t>('Food Palace', 'Surat');</w:t>
-      </w:r>
-    </w:p>
-    <w:p/>
-    <w:p>
-      <w:r>
-        <w:t xml:space="preserve">INSERT INTO </w:t>
+        <w:t xml:space="preserve">    ON </w:t>
+      </w:r>
+      <w:proofErr w:type="spellStart"/>
+      <w:proofErr w:type="gramStart"/>
+      <w:r>
+        <w:t>r.restaurant</w:t>
+      </w:r>
+      <w:proofErr w:type="gramEnd"/>
+      <w:r>
+        <w:t>_id</w:t>
+      </w:r>
+      <w:proofErr w:type="spellEnd"/>
+      <w:r>
+        <w:t xml:space="preserve"> = </w:t>
+      </w:r>
+      <w:proofErr w:type="spellStart"/>
+      <w:proofErr w:type="gramStart"/>
+      <w:r>
+        <w:t>m.restaurant</w:t>
+      </w:r>
+      <w:proofErr w:type="gramEnd"/>
+      <w:r>
+        <w:t>_id</w:t>
+      </w:r>
+      <w:proofErr w:type="spellEnd"/>
+      <w:r>
+        <w:t>;</w:t>
+      </w:r>
+    </w:p>
+    <w:p>
+      <w:pPr>
+        <w:ind w:left="720"/>
+        <w:rPr>
+          <w:b/>
+          <w:bCs/>
+        </w:rPr>
+      </w:pPr>
+      <w:r>
+        <w:rPr>
+          <w:b/>
+          <w:bCs/>
+        </w:rPr>
+        <w:t>Output</w:t>
+      </w:r>
+    </w:p>
+    <w:p>
+      <w:pPr>
+        <w:ind w:left="720"/>
+      </w:pPr>
+      <w:r>
+        <w:drawing>
+          <wp:inline distT="0" distB="0" distL="0" distR="0" wp14:anchorId="11B23CFC" wp14:editId="320DB657">
+            <wp:extent cx="2244436" cy="2102682"/>
+            <wp:effectExtent l="0" t="0" r="3810" b="0"/>
+            <wp:docPr id="2072706575" name="Picture 1"/>
+            <wp:cNvGraphicFramePr>
+              <a:graphicFrameLocks xmlns:a="http://schemas.openxmlformats.org/drawingml/2006/main" noChangeAspect="1"/>
+            </wp:cNvGraphicFramePr>
+            <a:graphic xmlns:a="http://schemas.openxmlformats.org/drawingml/2006/main">
+              <a:graphicData uri="http://schemas.openxmlformats.org/drawingml/2006/picture">
+                <pic:pic xmlns:pic="http://schemas.openxmlformats.org/drawingml/2006/picture">
+                  <pic:nvPicPr>
+                    <pic:cNvPr id="2072706575" name=""/>
+                    <pic:cNvPicPr/>
+                  </pic:nvPicPr>
+                  <pic:blipFill>
+                    <a:blip r:embed="rId5"/>
+                    <a:stretch>
+                      <a:fillRect/>
+                    </a:stretch>
+                  </pic:blipFill>
+                  <pic:spPr>
+                    <a:xfrm>
+                      <a:off x="0" y="0"/>
+                      <a:ext cx="2254631" cy="2112233"/>
+                    </a:xfrm>
+                    <a:prstGeom prst="rect">
+                      <a:avLst/>
+                    </a:prstGeom>
+                  </pic:spPr>
+                </pic:pic>
+              </a:graphicData>
+            </a:graphic>
+          </wp:inline>
+        </w:drawing>
+      </w:r>
+    </w:p>
+    <w:p>
+      <w:pPr>
+        <w:ind w:left="720"/>
+      </w:pPr>
+    </w:p>
+    <w:p>
+      <w:pPr>
+        <w:ind w:left="720"/>
+      </w:pPr>
+      <w:r>
+        <w:t>SELECT</w:t>
+      </w:r>
+    </w:p>
+    <w:p>
+      <w:pPr>
+        <w:ind w:left="720"/>
+      </w:pPr>
+      <w:r>
+        <w:t xml:space="preserve">    r.name AS </w:t>
+      </w:r>
+      <w:proofErr w:type="spellStart"/>
+      <w:r>
+        <w:t>restaurant_name</w:t>
+      </w:r>
+      <w:proofErr w:type="spellEnd"/>
+      <w:r>
+        <w:t>,</w:t>
+      </w:r>
+    </w:p>
+    <w:p>
+      <w:pPr>
+        <w:ind w:left="720"/>
+      </w:pPr>
+      <w:r>
+        <w:t xml:space="preserve">    </w:t>
+      </w:r>
+      <w:proofErr w:type="spellStart"/>
+      <w:r>
+        <w:t>m.item_name</w:t>
+      </w:r>
+      <w:proofErr w:type="spellEnd"/>
+      <w:r>
+        <w:t>,</w:t>
+      </w:r>
+    </w:p>
+    <w:p>
+      <w:pPr>
+        <w:ind w:left="720"/>
+      </w:pPr>
+      <w:r>
+        <w:t xml:space="preserve">    </w:t>
+      </w:r>
+      <w:proofErr w:type="spellStart"/>
+      <w:r>
+        <w:t>m.price</w:t>
+      </w:r>
+      <w:proofErr w:type="spellEnd"/>
+    </w:p>
+    <w:p>
+      <w:pPr>
+        <w:ind w:left="720"/>
+      </w:pPr>
+      <w:r>
+        <w:t>FROM restaurants r</w:t>
+      </w:r>
+    </w:p>
+    <w:p>
+      <w:pPr>
+        <w:ind w:left="720"/>
+      </w:pPr>
+      <w:r>
+        <w:t xml:space="preserve">LEFT JOIN </w:t>
       </w:r>
       <w:proofErr w:type="spellStart"/>
       <w:r>
         <w:t>menu_items</w:t>
       </w:r>
       <w:proofErr w:type="spellEnd"/>
-    </w:p>
-    <w:p>
-      <w:r>
-        <w:t>(</w:t>
-      </w:r>
-      <w:proofErr w:type="spellStart"/>
-      <w:r>
-        <w:t>restaurant_id</w:t>
-      </w:r>
-      <w:proofErr w:type="spellEnd"/>
-      <w:r>
-        <w:t xml:space="preserve">, </w:t>
-      </w:r>
-      <w:proofErr w:type="spellStart"/>
-      <w:r>
-        <w:t>item_name</w:t>
-      </w:r>
-      <w:proofErr w:type="spellEnd"/>
-      <w:r>
-        <w:t>, price, category)</w:t>
-      </w:r>
-    </w:p>
-    <w:p>
-      <w:r>
-        <w:t>VALUES</w:t>
-      </w:r>
-    </w:p>
-    <w:p>
-      <w:r>
-        <w:t>(1, 'Paneer Tikka', 250.00, 'Starter'),</w:t>
-      </w:r>
-    </w:p>
-    <w:p>
-      <w:r>
-        <w:t>(1, 'Butter Naan', 60.00, 'Bread'),</w:t>
-      </w:r>
-    </w:p>
-    <w:p>
-      <w:r>
-        <w:t>(1, 'Dal Makhani', 180.00, 'Main Course'),</w:t>
-      </w:r>
-    </w:p>
-    <w:p>
-      <w:r>
-        <w:t>(2, 'Margherita Pizza', 299.00, 'Pizza'),</w:t>
-      </w:r>
-    </w:p>
-    <w:p>
-      <w:r>
-        <w:t>(2, 'Farmhouse Pizza', 399.00, 'Pizza'),</w:t>
-      </w:r>
-    </w:p>
-    <w:p>
-      <w:r>
-        <w:t>(2, 'Garlic Bread', 149.00, 'Starter'),</w:t>
-      </w:r>
-    </w:p>
-    <w:p>
-      <w:r>
-        <w:t>(3, 'Masala Dosa', 120.00, 'South Indian'),</w:t>
-      </w:r>
-    </w:p>
-    <w:p>
-      <w:r>
-        <w:t>(3, '</w:t>
-      </w:r>
-      <w:proofErr w:type="spellStart"/>
-      <w:r>
-        <w:t>Idli</w:t>
-      </w:r>
-      <w:proofErr w:type="spellEnd"/>
-      <w:r>
-        <w:t xml:space="preserve"> Sambar', 100.00, 'South Indian'),</w:t>
-      </w:r>
-    </w:p>
-    <w:p>
-      <w:r>
-        <w:t>(3, 'Vada', 80.00, 'South Indian'),</w:t>
-      </w:r>
-    </w:p>
-    <w:p>
-      <w:r>
-        <w:t>(4, 'Chicken Biryani', 350.00, 'Biryani'),</w:t>
-      </w:r>
-    </w:p>
-    <w:p>
-      <w:r>
-        <w:t>(4, 'Mutton Biryani', 450.00, 'Biryani'),</w:t>
-      </w:r>
-    </w:p>
-    <w:p>
-      <w:r>
-        <w:t>(4, 'Raita', 70.00, 'Side Dish');</w:t>
-      </w:r>
-    </w:p>
-    <w:p/>
-    <w:p>
+      <w:r>
+        <w:t xml:space="preserve"> m</w:t>
+      </w:r>
+    </w:p>
+    <w:p>
+      <w:pPr>
+        <w:ind w:left="720"/>
+      </w:pPr>
+      <w:r>
+        <w:t xml:space="preserve">    ON </w:t>
+      </w:r>
+      <w:proofErr w:type="spellStart"/>
+      <w:proofErr w:type="gramStart"/>
+      <w:r>
+        <w:t>r.restaurant</w:t>
+      </w:r>
+      <w:proofErr w:type="gramEnd"/>
+      <w:r>
+        <w:t>_id</w:t>
+      </w:r>
+      <w:proofErr w:type="spellEnd"/>
+      <w:r>
+        <w:t xml:space="preserve"> = </w:t>
+      </w:r>
+      <w:proofErr w:type="spellStart"/>
+      <w:proofErr w:type="gramStart"/>
+      <w:r>
+        <w:t>m.restaurant</w:t>
+      </w:r>
+      <w:proofErr w:type="gramEnd"/>
+      <w:r>
+        <w:t>_id</w:t>
+      </w:r>
+      <w:proofErr w:type="spellEnd"/>
+      <w:r>
+        <w:t>;</w:t>
+      </w:r>
+    </w:p>
+    <w:p>
+      <w:pPr>
+        <w:ind w:left="720"/>
+      </w:pPr>
+      <w:r>
+        <w:drawing>
+          <wp:inline distT="0" distB="0" distL="0" distR="0" wp14:anchorId="5FAA1B56" wp14:editId="76B546B6">
+            <wp:extent cx="2292927" cy="3448763"/>
+            <wp:effectExtent l="0" t="0" r="0" b="0"/>
+            <wp:docPr id="978724950" name="Picture 1"/>
+            <wp:cNvGraphicFramePr>
+              <a:graphicFrameLocks xmlns:a="http://schemas.openxmlformats.org/drawingml/2006/main" noChangeAspect="1"/>
+            </wp:cNvGraphicFramePr>
+            <a:graphic xmlns:a="http://schemas.openxmlformats.org/drawingml/2006/main">
+              <a:graphicData uri="http://schemas.openxmlformats.org/drawingml/2006/picture">
+                <pic:pic xmlns:pic="http://schemas.openxmlformats.org/drawingml/2006/picture">
+                  <pic:nvPicPr>
+                    <pic:cNvPr id="978724950" name=""/>
+                    <pic:cNvPicPr/>
+                  </pic:nvPicPr>
+                  <pic:blipFill>
+                    <a:blip r:embed="rId6"/>
+                    <a:stretch>
+                      <a:fillRect/>
+                    </a:stretch>
+                  </pic:blipFill>
+                  <pic:spPr>
+                    <a:xfrm>
+                      <a:off x="0" y="0"/>
+                      <a:ext cx="2295111" cy="3452047"/>
+                    </a:xfrm>
+                    <a:prstGeom prst="rect">
+                      <a:avLst/>
+                    </a:prstGeom>
+                  </pic:spPr>
+                </pic:pic>
+              </a:graphicData>
+            </a:graphic>
+          </wp:inline>
+        </w:drawing>
+      </w:r>
+    </w:p>
+    <w:p>
+      <w:pPr>
+        <w:ind w:left="720"/>
+      </w:pPr>
+    </w:p>
+    <w:p>
+      <w:pPr>
+        <w:ind w:left="720"/>
+      </w:pPr>
+      <w:r>
+        <w:t xml:space="preserve">CREATE VIEW </w:t>
+      </w:r>
+      <w:proofErr w:type="spellStart"/>
+      <w:r>
+        <w:t>restaurant_menu_summary</w:t>
+      </w:r>
+      <w:proofErr w:type="spellEnd"/>
+      <w:r>
+        <w:t xml:space="preserve"> AS</w:t>
+      </w:r>
+    </w:p>
+    <w:p>
+      <w:pPr>
+        <w:ind w:left="720"/>
+      </w:pPr>
       <w:r>
         <w:t>SELECT</w:t>
       </w:r>
     </w:p>
     <w:p>
+      <w:pPr>
+        <w:ind w:left="720"/>
+      </w:pPr>
       <w:r>
         <w:t xml:space="preserve">    r.name AS </w:t>
       </w:r>
@@ -442,12 +947,28 @@
       </w:r>
     </w:p>
     <w:p>
-      <w:r>
-        <w:t xml:space="preserve">    </w:t>
-      </w:r>
-      <w:proofErr w:type="spellStart"/>
-      <w:r>
-        <w:t>m.item_name</w:t>
+      <w:pPr>
+        <w:ind w:left="720"/>
+      </w:pPr>
+      <w:r>
+        <w:t xml:space="preserve">    COUNT(</w:t>
+      </w:r>
+      <w:proofErr w:type="spellStart"/>
+      <w:proofErr w:type="gramStart"/>
+      <w:r>
+        <w:t>m.item</w:t>
+      </w:r>
+      <w:proofErr w:type="gramEnd"/>
+      <w:r>
+        <w:t>_id</w:t>
+      </w:r>
+      <w:proofErr w:type="spellEnd"/>
+      <w:r>
+        <w:t xml:space="preserve">) AS </w:t>
+      </w:r>
+      <w:proofErr w:type="spellStart"/>
+      <w:r>
+        <w:t>total_menu_items</w:t>
       </w:r>
       <w:proofErr w:type="spellEnd"/>
       <w:r>
@@ -455,24 +976,42 @@
       </w:r>
     </w:p>
     <w:p>
-      <w:r>
-        <w:t xml:space="preserve">    </w:t>
-      </w:r>
-      <w:proofErr w:type="spellStart"/>
+      <w:pPr>
+        <w:ind w:left="720"/>
+      </w:pPr>
+      <w:r>
+        <w:t xml:space="preserve">    AVG(</w:t>
+      </w:r>
+      <w:proofErr w:type="spellStart"/>
+      <w:proofErr w:type="gramStart"/>
       <w:r>
         <w:t>m.price</w:t>
       </w:r>
       <w:proofErr w:type="spellEnd"/>
-    </w:p>
-    <w:p>
-      <w:r>
-        <w:lastRenderedPageBreak/>
+      <w:proofErr w:type="gramEnd"/>
+      <w:r>
+        <w:t xml:space="preserve">) AS </w:t>
+      </w:r>
+      <w:proofErr w:type="spellStart"/>
+      <w:r>
+        <w:t>average_item_price</w:t>
+      </w:r>
+      <w:proofErr w:type="spellEnd"/>
+    </w:p>
+    <w:p>
+      <w:pPr>
+        <w:ind w:left="720"/>
+      </w:pPr>
+      <w:r>
         <w:t>FROM restaurants r</w:t>
       </w:r>
     </w:p>
     <w:p>
-      <w:r>
-        <w:t xml:space="preserve">INNER JOIN </w:t>
+      <w:pPr>
+        <w:ind w:left="720"/>
+      </w:pPr>
+      <w:r>
+        <w:t xml:space="preserve">LEFT JOIN </w:t>
       </w:r>
       <w:proofErr w:type="spellStart"/>
       <w:r>
@@ -484,245 +1023,118 @@
       </w:r>
     </w:p>
     <w:p>
+      <w:pPr>
+        <w:ind w:left="720"/>
+      </w:pPr>
       <w:r>
         <w:t xml:space="preserve">    ON </w:t>
       </w:r>
       <w:proofErr w:type="spellStart"/>
-      <w:r>
-        <w:t>r.restaurant_id</w:t>
+      <w:proofErr w:type="gramStart"/>
+      <w:r>
+        <w:t>r.restaurant</w:t>
+      </w:r>
+      <w:proofErr w:type="gramEnd"/>
+      <w:r>
+        <w:t>_id</w:t>
       </w:r>
       <w:proofErr w:type="spellEnd"/>
       <w:r>
         <w:t xml:space="preserve"> = </w:t>
       </w:r>
       <w:proofErr w:type="spellStart"/>
-      <w:r>
-        <w:t>m.restaurant_id</w:t>
+      <w:proofErr w:type="gramStart"/>
+      <w:r>
+        <w:t>m.restaurant</w:t>
+      </w:r>
+      <w:proofErr w:type="gramEnd"/>
+      <w:r>
+        <w:t>_id</w:t>
+      </w:r>
+      <w:proofErr w:type="spellEnd"/>
+    </w:p>
+    <w:p>
+      <w:pPr>
+        <w:ind w:left="720"/>
+      </w:pPr>
+      <w:r>
+        <w:t xml:space="preserve">GROUP BY </w:t>
+      </w:r>
+      <w:proofErr w:type="spellStart"/>
+      <w:proofErr w:type="gramStart"/>
+      <w:r>
+        <w:t>r.restaurant</w:t>
+      </w:r>
+      <w:proofErr w:type="gramEnd"/>
+      <w:r>
+        <w:t>_id</w:t>
+      </w:r>
+      <w:proofErr w:type="spellEnd"/>
+      <w:r>
+        <w:t>, r.name;</w:t>
+      </w:r>
+    </w:p>
+    <w:p>
+      <w:pPr>
+        <w:ind w:left="720"/>
+      </w:pPr>
+    </w:p>
+    <w:p>
+      <w:pPr>
+        <w:ind w:left="720"/>
+      </w:pPr>
+      <w:r>
+        <w:t xml:space="preserve">SELECT * FROM </w:t>
+      </w:r>
+      <w:proofErr w:type="spellStart"/>
+      <w:r>
+        <w:t>restaurant_menu_summary</w:t>
       </w:r>
       <w:proofErr w:type="spellEnd"/>
       <w:r>
         <w:t>;</w:t>
       </w:r>
     </w:p>
-    <w:p/>
-    <w:p>
-      <w:r>
-        <w:t>SELECT</w:t>
-      </w:r>
-    </w:p>
-    <w:p>
-      <w:r>
-        <w:t xml:space="preserve">    r.name AS </w:t>
-      </w:r>
-      <w:proofErr w:type="spellStart"/>
-      <w:r>
-        <w:t>restaurant_name</w:t>
-      </w:r>
-      <w:proofErr w:type="spellEnd"/>
-      <w:r>
-        <w:t>,</w:t>
-      </w:r>
-    </w:p>
-    <w:p>
-      <w:r>
-        <w:t xml:space="preserve">    </w:t>
-      </w:r>
-      <w:proofErr w:type="spellStart"/>
-      <w:r>
-        <w:t>m.item_name</w:t>
-      </w:r>
-      <w:proofErr w:type="spellEnd"/>
-      <w:r>
-        <w:t>,</w:t>
-      </w:r>
-    </w:p>
-    <w:p>
-      <w:r>
-        <w:t xml:space="preserve">    </w:t>
-      </w:r>
-      <w:proofErr w:type="spellStart"/>
-      <w:r>
-        <w:t>m.price</w:t>
-      </w:r>
-      <w:proofErr w:type="spellEnd"/>
-    </w:p>
-    <w:p>
-      <w:r>
-        <w:t>FROM restaurants r</w:t>
-      </w:r>
-    </w:p>
-    <w:p>
-      <w:r>
-        <w:t xml:space="preserve">LEFT JOIN </w:t>
-      </w:r>
-      <w:proofErr w:type="spellStart"/>
-      <w:r>
-        <w:t>menu_items</w:t>
-      </w:r>
-      <w:proofErr w:type="spellEnd"/>
-      <w:r>
-        <w:t xml:space="preserve"> m</w:t>
-      </w:r>
-    </w:p>
-    <w:p>
-      <w:r>
-        <w:t xml:space="preserve">    ON </w:t>
-      </w:r>
-      <w:proofErr w:type="spellStart"/>
-      <w:r>
-        <w:t>r.restaurant_id</w:t>
-      </w:r>
-      <w:proofErr w:type="spellEnd"/>
-      <w:r>
-        <w:t xml:space="preserve"> = </w:t>
-      </w:r>
-      <w:proofErr w:type="spellStart"/>
-      <w:r>
-        <w:t>m.restaurant_id</w:t>
-      </w:r>
-      <w:proofErr w:type="spellEnd"/>
-      <w:r>
-        <w:t>;</w:t>
-      </w:r>
-    </w:p>
-    <w:p/>
-    <w:p>
-      <w:r>
-        <w:t xml:space="preserve">CREATE VIEW </w:t>
-      </w:r>
-      <w:proofErr w:type="spellStart"/>
-      <w:r>
-        <w:t>restaurant_menu_summary</w:t>
-      </w:r>
-      <w:proofErr w:type="spellEnd"/>
-      <w:r>
-        <w:t xml:space="preserve"> AS</w:t>
-      </w:r>
-    </w:p>
-    <w:p>
-      <w:r>
-        <w:t>SELECT</w:t>
-      </w:r>
-    </w:p>
-    <w:p>
-      <w:r>
-        <w:t xml:space="preserve">    r.name AS </w:t>
-      </w:r>
-      <w:proofErr w:type="spellStart"/>
-      <w:r>
-        <w:t>restaurant_name</w:t>
-      </w:r>
-      <w:proofErr w:type="spellEnd"/>
-      <w:r>
-        <w:t>,</w:t>
-      </w:r>
-    </w:p>
-    <w:p>
-      <w:r>
-        <w:t xml:space="preserve">    COUNT(</w:t>
-      </w:r>
-      <w:proofErr w:type="spellStart"/>
-      <w:r>
-        <w:t>m.item_id</w:t>
-      </w:r>
-      <w:proofErr w:type="spellEnd"/>
-      <w:r>
-        <w:t xml:space="preserve">) AS </w:t>
-      </w:r>
-      <w:proofErr w:type="spellStart"/>
-      <w:r>
-        <w:t>total_menu_items</w:t>
-      </w:r>
-      <w:proofErr w:type="spellEnd"/>
-      <w:r>
-        <w:t>,</w:t>
-      </w:r>
-    </w:p>
-    <w:p>
-      <w:r>
-        <w:t xml:space="preserve">    AVG(</w:t>
-      </w:r>
-      <w:proofErr w:type="spellStart"/>
-      <w:r>
-        <w:t>m.price</w:t>
-      </w:r>
-      <w:proofErr w:type="spellEnd"/>
-      <w:r>
-        <w:t xml:space="preserve">) AS </w:t>
-      </w:r>
-      <w:proofErr w:type="spellStart"/>
-      <w:r>
-        <w:t>average_item_price</w:t>
-      </w:r>
-      <w:proofErr w:type="spellEnd"/>
-    </w:p>
-    <w:p>
-      <w:r>
-        <w:t>FROM restaurants r</w:t>
-      </w:r>
-    </w:p>
-    <w:p>
-      <w:r>
-        <w:t xml:space="preserve">LEFT JOIN </w:t>
-      </w:r>
-      <w:proofErr w:type="spellStart"/>
-      <w:r>
-        <w:t>menu_items</w:t>
-      </w:r>
-      <w:proofErr w:type="spellEnd"/>
-      <w:r>
-        <w:t xml:space="preserve"> m</w:t>
-      </w:r>
-    </w:p>
-    <w:p>
-      <w:r>
-        <w:t xml:space="preserve">    ON </w:t>
-      </w:r>
-      <w:proofErr w:type="spellStart"/>
-      <w:r>
-        <w:t>r.restaurant_id</w:t>
-      </w:r>
-      <w:proofErr w:type="spellEnd"/>
-      <w:r>
-        <w:t xml:space="preserve"> = </w:t>
-      </w:r>
-      <w:proofErr w:type="spellStart"/>
-      <w:r>
-        <w:t>m.restaurant_id</w:t>
-      </w:r>
-      <w:proofErr w:type="spellEnd"/>
-    </w:p>
-    <w:p>
-      <w:r>
-        <w:t xml:space="preserve">GROUP BY </w:t>
-      </w:r>
-      <w:proofErr w:type="spellStart"/>
-      <w:r>
-        <w:t>r.restaurant_id</w:t>
-      </w:r>
-      <w:proofErr w:type="spellEnd"/>
-      <w:r>
-        <w:t>, r.name;</w:t>
-      </w:r>
-    </w:p>
-    <w:p/>
-    <w:p>
-      <w:r>
-        <w:t>SELECT *</w:t>
-      </w:r>
-      <w:r>
-        <w:t xml:space="preserve"> </w:t>
-      </w:r>
-      <w:r>
-        <w:t xml:space="preserve">FROM </w:t>
-      </w:r>
-      <w:proofErr w:type="spellStart"/>
-      <w:r>
-        <w:t>restaurant_menu_summary</w:t>
-      </w:r>
-      <w:proofErr w:type="spellEnd"/>
-      <w:r>
-        <w:t>;</w:t>
+    <w:p>
+      <w:pPr>
+        <w:ind w:left="720"/>
+      </w:pPr>
+      <w:r>
+        <w:drawing>
+          <wp:inline distT="0" distB="0" distL="0" distR="0" wp14:anchorId="2E7B8C4C" wp14:editId="54C217B9">
+            <wp:extent cx="3901778" cy="2339543"/>
+            <wp:effectExtent l="0" t="0" r="3810" b="3810"/>
+            <wp:docPr id="2009005454" name="Picture 1"/>
+            <wp:cNvGraphicFramePr>
+              <a:graphicFrameLocks xmlns:a="http://schemas.openxmlformats.org/drawingml/2006/main" noChangeAspect="1"/>
+            </wp:cNvGraphicFramePr>
+            <a:graphic xmlns:a="http://schemas.openxmlformats.org/drawingml/2006/main">
+              <a:graphicData uri="http://schemas.openxmlformats.org/drawingml/2006/picture">
+                <pic:pic xmlns:pic="http://schemas.openxmlformats.org/drawingml/2006/picture">
+                  <pic:nvPicPr>
+                    <pic:cNvPr id="2009005454" name=""/>
+                    <pic:cNvPicPr/>
+                  </pic:nvPicPr>
+                  <pic:blipFill>
+                    <a:blip r:embed="rId7"/>
+                    <a:stretch>
+                      <a:fillRect/>
+                    </a:stretch>
+                  </pic:blipFill>
+                  <pic:spPr>
+                    <a:xfrm>
+                      <a:off x="0" y="0"/>
+                      <a:ext cx="3901778" cy="2339543"/>
+                    </a:xfrm>
+                    <a:prstGeom prst="rect">
+                      <a:avLst/>
+                    </a:prstGeom>
+                  </pic:spPr>
+                </pic:pic>
+              </a:graphicData>
+            </a:graphic>
+          </wp:inline>
+        </w:drawing>
       </w:r>
     </w:p>
     <w:sectPr>
@@ -1459,6 +1871,7 @@
   <w:style w:type="character" w:default="1" w:styleId="DefaultParagraphFont">
     <w:name w:val="Default Paragraph Font"/>
     <w:uiPriority w:val="1"/>
+    <w:semiHidden/>
     <w:unhideWhenUsed/>
   </w:style>
   <w:style w:type="table" w:default="1" w:styleId="TableNormal">
